--- a/content-src/docx/R TLS 2001 02 23 Travis Censorship.docx
+++ b/content-src/docx/R TLS 2001 02 23 Travis Censorship.docx
@@ -26,13 +26,7 @@
         <w:br/>
       </w:r>
       <w:r>
-        <w:t xml:space="preserve">344pp. Profile. £16.99. TLS £14.99.</w:t>
-      </w:r>
-      <w:r>
-        <w:br/>
-      </w:r>
-      <w:r>
-        <w:t xml:space="preserve">1 86197 229 8&lt;/details&gt;</w:t>
+        <w:t xml:space="preserve">344pp. Profile. £16.99. TLS £14.99.&lt;/details&gt;</w:t>
       </w:r>
     </w:p>
     <w:p>

--- a/content-src/docx/R TLS 2001 02 23 Travis Censorship.docx
+++ b/content-src/docx/R TLS 2001 02 23 Travis Censorship.docx
@@ -27,6 +27,11 @@
       </w:r>
       <w:r>
         <w:t xml:space="preserve">344pp. Profile. £16.99. TLS £14.99.&lt;/details&gt;</w:t>
+      </w:r>
+    </w:p>
+    <w:p>
+      <w:r>
+        <w:t>&lt;category&gt;censorship&lt;/category&gt;</w:t>
       </w:r>
     </w:p>
     <w:p>

--- a/content-src/docx/R TLS 2001 02 23 Travis Censorship.docx
+++ b/content-src/docx/R TLS 2001 02 23 Travis Censorship.docx
@@ -46,7 +46,7 @@
     </w:p>
     <w:p>
       <w:r>
-        <w:t xml:space="preserve">By rehearsing again the more extreme cases of police and governmental zeal in prosecutions of literature (Genet was still pulped by HM Customs officials in the 1950s, for instance), Travis makes a persuasive case for change. The policemen and MPs who insisted that such works were dangerous did so despite their ignorance and lack of education; some of the funnier passages in Bound and Gagged are quotations from the likes of DC Archibald Bodkin on Ulysses: "I have not had the time, nor may I add the inclination, to read through this book . . . . I am entirely unable to appreciate how those pages are relevant to the rest of the book or indeed what the book itself is about. I can discover no story."</w:t>
+        <w:t xml:space="preserve">By rehearsing again the more extreme cases of police and governmental zeal in prosecutions of literature (Genet was still pulped by HM Customs officials in the 1950s, for instance), Travis makes a persuasive case for change. The policemen and MPs who insisted that such works were dangerous did so despite their ignorance and lack of education; some of the funnier passages in Bound and Gagged are quotations from the likes of DC Archibald Bodkin on Ulysses: "I have not had the time, nor may I add the inclination, to read through this book…. I am entirely unable to appreciate how those pages are relevant to the rest of the book or indeed what the book itself is about. I can discover no story."</w:t>
       </w:r>
     </w:p>
     <w:p>
